--- a/klagomål/A 45030-2025 FSC-klagomål.docx
+++ b/klagomål/A 45030-2025 FSC-klagomål.docx
@@ -865,7 +865,7 @@
     <w:r>
       <w:tab/>
       <w:tab/>
-      <w:t>2025-09-22</w:t>
+      <w:t>2025-09-23</w:t>
       <w:br/>
       <w:br/>
     </w:r>

--- a/klagomål/A 45030-2025 FSC-klagomål.docx
+++ b/klagomål/A 45030-2025 FSC-klagomål.docx
@@ -865,7 +865,7 @@
     <w:r>
       <w:tab/>
       <w:tab/>
-      <w:t>2025-09-23</w:t>
+      <w:t>2025-09-24</w:t>
       <w:br/>
       <w:br/>
     </w:r>

--- a/klagomål/A 45030-2025 FSC-klagomål.docx
+++ b/klagomål/A 45030-2025 FSC-klagomål.docx
@@ -865,7 +865,7 @@
     <w:r>
       <w:tab/>
       <w:tab/>
-      <w:t>2025-09-24</w:t>
+      <w:t>2025-09-25</w:t>
       <w:br/>
       <w:br/>
     </w:r>

--- a/klagomål/A 45030-2025 FSC-klagomål.docx
+++ b/klagomål/A 45030-2025 FSC-klagomål.docx
@@ -865,7 +865,7 @@
     <w:r>
       <w:tab/>
       <w:tab/>
-      <w:t>2025-09-25</w:t>
+      <w:t>2025-09-26</w:t>
       <w:br/>
       <w:br/>
     </w:r>

--- a/klagomål/A 45030-2025 FSC-klagomål.docx
+++ b/klagomål/A 45030-2025 FSC-klagomål.docx
@@ -865,7 +865,7 @@
     <w:r>
       <w:tab/>
       <w:tab/>
-      <w:t>2025-09-26</w:t>
+      <w:t>2025-09-27</w:t>
       <w:br/>
       <w:br/>
     </w:r>

--- a/klagomål/A 45030-2025 FSC-klagomål.docx
+++ b/klagomål/A 45030-2025 FSC-klagomål.docx
@@ -865,7 +865,7 @@
     <w:r>
       <w:tab/>
       <w:tab/>
-      <w:t>2025-09-27</w:t>
+      <w:t>2025-09-28</w:t>
       <w:br/>
       <w:br/>
     </w:r>

--- a/klagomål/A 45030-2025 FSC-klagomål.docx
+++ b/klagomål/A 45030-2025 FSC-klagomål.docx
@@ -865,7 +865,7 @@
     <w:r>
       <w:tab/>
       <w:tab/>
-      <w:t>2025-09-28</w:t>
+      <w:t>2025-09-29</w:t>
       <w:br/>
       <w:br/>
     </w:r>

--- a/klagomål/A 45030-2025 FSC-klagomål.docx
+++ b/klagomål/A 45030-2025 FSC-klagomål.docx
@@ -865,7 +865,7 @@
     <w:r>
       <w:tab/>
       <w:tab/>
-      <w:t>2025-09-29</w:t>
+      <w:t>2025-09-30</w:t>
       <w:br/>
       <w:br/>
     </w:r>

--- a/klagomål/A 45030-2025 FSC-klagomål.docx
+++ b/klagomål/A 45030-2025 FSC-klagomål.docx
@@ -865,7 +865,7 @@
     <w:r>
       <w:tab/>
       <w:tab/>
-      <w:t>2025-09-30</w:t>
+      <w:t>2025-10-01</w:t>
       <w:br/>
       <w:br/>
     </w:r>

--- a/klagomål/A 45030-2025 FSC-klagomål.docx
+++ b/klagomål/A 45030-2025 FSC-klagomål.docx
@@ -865,7 +865,7 @@
     <w:r>
       <w:tab/>
       <w:tab/>
-      <w:t>2025-10-01</w:t>
+      <w:t>2025-10-02</w:t>
       <w:br/>
       <w:br/>
     </w:r>

--- a/klagomål/A 45030-2025 FSC-klagomål.docx
+++ b/klagomål/A 45030-2025 FSC-klagomål.docx
@@ -865,7 +865,7 @@
     <w:r>
       <w:tab/>
       <w:tab/>
-      <w:t>2025-10-02</w:t>
+      <w:t>2025-10-03</w:t>
       <w:br/>
       <w:br/>
     </w:r>

--- a/klagomål/A 45030-2025 FSC-klagomål.docx
+++ b/klagomål/A 45030-2025 FSC-klagomål.docx
@@ -865,7 +865,7 @@
     <w:r>
       <w:tab/>
       <w:tab/>
-      <w:t>2025-10-03</w:t>
+      <w:t>2025-10-04</w:t>
       <w:br/>
       <w:br/>
     </w:r>

--- a/klagomål/A 45030-2025 FSC-klagomål.docx
+++ b/klagomål/A 45030-2025 FSC-klagomål.docx
@@ -865,7 +865,7 @@
     <w:r>
       <w:tab/>
       <w:tab/>
-      <w:t>2025-10-04</w:t>
+      <w:t>2025-10-05</w:t>
       <w:br/>
       <w:br/>
     </w:r>

--- a/klagomål/A 45030-2025 FSC-klagomål.docx
+++ b/klagomål/A 45030-2025 FSC-klagomål.docx
@@ -865,7 +865,7 @@
     <w:r>
       <w:tab/>
       <w:tab/>
-      <w:t>2025-10-05</w:t>
+      <w:t>2025-10-06</w:t>
       <w:br/>
       <w:br/>
     </w:r>

--- a/klagomål/A 45030-2025 FSC-klagomål.docx
+++ b/klagomål/A 45030-2025 FSC-klagomål.docx
@@ -865,7 +865,7 @@
     <w:r>
       <w:tab/>
       <w:tab/>
-      <w:t>2025-10-06</w:t>
+      <w:t>2025-10-07</w:t>
       <w:br/>
       <w:br/>
     </w:r>

--- a/klagomål/A 45030-2025 FSC-klagomål.docx
+++ b/klagomål/A 45030-2025 FSC-klagomål.docx
@@ -865,7 +865,7 @@
     <w:r>
       <w:tab/>
       <w:tab/>
-      <w:t>2025-10-07</w:t>
+      <w:t>2025-10-08</w:t>
       <w:br/>
       <w:br/>
     </w:r>

--- a/klagomål/A 45030-2025 FSC-klagomål.docx
+++ b/klagomål/A 45030-2025 FSC-klagomål.docx
@@ -865,7 +865,7 @@
     <w:r>
       <w:tab/>
       <w:tab/>
-      <w:t>2025-10-08</w:t>
+      <w:t>2025-10-09</w:t>
       <w:br/>
       <w:br/>
     </w:r>

--- a/klagomål/A 45030-2025 FSC-klagomål.docx
+++ b/klagomål/A 45030-2025 FSC-klagomål.docx
@@ -865,7 +865,7 @@
     <w:r>
       <w:tab/>
       <w:tab/>
-      <w:t>2025-10-09</w:t>
+      <w:t>2025-10-10</w:t>
       <w:br/>
       <w:br/>
     </w:r>

--- a/klagomål/A 45030-2025 FSC-klagomål.docx
+++ b/klagomål/A 45030-2025 FSC-klagomål.docx
@@ -865,7 +865,7 @@
     <w:r>
       <w:tab/>
       <w:tab/>
-      <w:t>2025-10-10</w:t>
+      <w:t>2025-10-11</w:t>
       <w:br/>
       <w:br/>
     </w:r>

--- a/klagomål/A 45030-2025 FSC-klagomål.docx
+++ b/klagomål/A 45030-2025 FSC-klagomål.docx
@@ -865,7 +865,7 @@
     <w:r>
       <w:tab/>
       <w:tab/>
-      <w:t>2025-10-16</w:t>
+      <w:t>2025-10-17</w:t>
       <w:br/>
       <w:br/>
     </w:r>

--- a/klagomål/A 45030-2025 FSC-klagomål.docx
+++ b/klagomål/A 45030-2025 FSC-klagomål.docx
@@ -865,7 +865,7 @@
     <w:r>
       <w:tab/>
       <w:tab/>
-      <w:t>2025-10-17</w:t>
+      <w:t>2025-10-18</w:t>
       <w:br/>
       <w:br/>
     </w:r>

--- a/klagomål/A 45030-2025 FSC-klagomål.docx
+++ b/klagomål/A 45030-2025 FSC-klagomål.docx
@@ -865,7 +865,7 @@
     <w:r>
       <w:tab/>
       <w:tab/>
-      <w:t>2025-10-18</w:t>
+      <w:t>2025-10-19</w:t>
       <w:br/>
       <w:br/>
     </w:r>

--- a/klagomål/A 45030-2025 FSC-klagomål.docx
+++ b/klagomål/A 45030-2025 FSC-klagomål.docx
@@ -865,7 +865,7 @@
     <w:r>
       <w:tab/>
       <w:tab/>
-      <w:t>2025-10-19</w:t>
+      <w:t>2025-10-20</w:t>
       <w:br/>
       <w:br/>
     </w:r>

--- a/klagomål/A 45030-2025 FSC-klagomål.docx
+++ b/klagomål/A 45030-2025 FSC-klagomål.docx
@@ -865,7 +865,7 @@
     <w:r>
       <w:tab/>
       <w:tab/>
-      <w:t>2025-10-20</w:t>
+      <w:t>2025-10-21</w:t>
       <w:br/>
       <w:br/>
     </w:r>

--- a/klagomål/A 45030-2025 FSC-klagomål.docx
+++ b/klagomål/A 45030-2025 FSC-klagomål.docx
@@ -865,7 +865,7 @@
     <w:r>
       <w:tab/>
       <w:tab/>
-      <w:t>2025-10-21</w:t>
+      <w:t>2025-10-22</w:t>
       <w:br/>
       <w:br/>
     </w:r>

--- a/klagomål/A 45030-2025 FSC-klagomål.docx
+++ b/klagomål/A 45030-2025 FSC-klagomål.docx
@@ -865,7 +865,7 @@
     <w:r>
       <w:tab/>
       <w:tab/>
-      <w:t>2025-10-22</w:t>
+      <w:t>2025-10-23</w:t>
       <w:br/>
       <w:br/>
     </w:r>

--- a/klagomål/A 45030-2025 FSC-klagomål.docx
+++ b/klagomål/A 45030-2025 FSC-klagomål.docx
@@ -865,7 +865,7 @@
     <w:r>
       <w:tab/>
       <w:tab/>
-      <w:t>2025-10-23</w:t>
+      <w:t>2025-10-24</w:t>
       <w:br/>
       <w:br/>
     </w:r>

--- a/klagomål/A 45030-2025 FSC-klagomål.docx
+++ b/klagomål/A 45030-2025 FSC-klagomål.docx
@@ -865,7 +865,7 @@
     <w:r>
       <w:tab/>
       <w:tab/>
-      <w:t>2025-10-24</w:t>
+      <w:t>2025-10-25</w:t>
       <w:br/>
       <w:br/>
     </w:r>

--- a/klagomål/A 45030-2025 FSC-klagomål.docx
+++ b/klagomål/A 45030-2025 FSC-klagomål.docx
@@ -865,7 +865,7 @@
     <w:r>
       <w:tab/>
       <w:tab/>
-      <w:t>2025-10-25</w:t>
+      <w:t>2025-10-26</w:t>
       <w:br/>
       <w:br/>
     </w:r>

--- a/klagomål/A 45030-2025 FSC-klagomål.docx
+++ b/klagomål/A 45030-2025 FSC-klagomål.docx
@@ -865,7 +865,7 @@
     <w:r>
       <w:tab/>
       <w:tab/>
-      <w:t>2025-10-26</w:t>
+      <w:t>2025-10-27</w:t>
       <w:br/>
       <w:br/>
     </w:r>

--- a/klagomål/A 45030-2025 FSC-klagomål.docx
+++ b/klagomål/A 45030-2025 FSC-klagomål.docx
@@ -865,7 +865,7 @@
     <w:r>
       <w:tab/>
       <w:tab/>
-      <w:t>2025-10-27</w:t>
+      <w:t>2025-10-28</w:t>
       <w:br/>
       <w:br/>
     </w:r>

--- a/klagomål/A 45030-2025 FSC-klagomål.docx
+++ b/klagomål/A 45030-2025 FSC-klagomål.docx
@@ -865,7 +865,7 @@
     <w:r>
       <w:tab/>
       <w:tab/>
-      <w:t>2025-10-28</w:t>
+      <w:t>2025-10-29</w:t>
       <w:br/>
       <w:br/>
     </w:r>

--- a/klagomål/A 45030-2025 FSC-klagomål.docx
+++ b/klagomål/A 45030-2025 FSC-klagomål.docx
@@ -865,7 +865,7 @@
     <w:r>
       <w:tab/>
       <w:tab/>
-      <w:t>2025-10-29</w:t>
+      <w:t>2025-10-30</w:t>
       <w:br/>
       <w:br/>
     </w:r>

--- a/klagomål/A 45030-2025 FSC-klagomål.docx
+++ b/klagomål/A 45030-2025 FSC-klagomål.docx
@@ -865,7 +865,7 @@
     <w:r>
       <w:tab/>
       <w:tab/>
-      <w:t>2025-10-30</w:t>
+      <w:t>2025-10-31</w:t>
       <w:br/>
       <w:br/>
     </w:r>

--- a/klagomål/A 45030-2025 FSC-klagomål.docx
+++ b/klagomål/A 45030-2025 FSC-klagomål.docx
@@ -865,7 +865,7 @@
     <w:r>
       <w:tab/>
       <w:tab/>
-      <w:t>2025-10-31</w:t>
+      <w:t>2025-11-01</w:t>
       <w:br/>
       <w:br/>
     </w:r>

--- a/klagomål/A 45030-2025 FSC-klagomål.docx
+++ b/klagomål/A 45030-2025 FSC-klagomål.docx
@@ -865,7 +865,7 @@
     <w:r>
       <w:tab/>
       <w:tab/>
-      <w:t>2025-11-01</w:t>
+      <w:t>2025-11-02</w:t>
       <w:br/>
       <w:br/>
     </w:r>

--- a/klagomål/A 45030-2025 FSC-klagomål.docx
+++ b/klagomål/A 45030-2025 FSC-klagomål.docx
@@ -865,7 +865,7 @@
     <w:r>
       <w:tab/>
       <w:tab/>
-      <w:t>2025-11-02</w:t>
+      <w:t>2025-11-03</w:t>
       <w:br/>
       <w:br/>
     </w:r>

--- a/klagomål/A 45030-2025 FSC-klagomål.docx
+++ b/klagomål/A 45030-2025 FSC-klagomål.docx
@@ -865,7 +865,7 @@
     <w:r>
       <w:tab/>
       <w:tab/>
-      <w:t>2025-11-03</w:t>
+      <w:t>2025-11-04</w:t>
       <w:br/>
       <w:br/>
     </w:r>

--- a/klagomål/A 45030-2025 FSC-klagomål.docx
+++ b/klagomål/A 45030-2025 FSC-klagomål.docx
@@ -865,7 +865,7 @@
     <w:r>
       <w:tab/>
       <w:tab/>
-      <w:t>2025-11-04</w:t>
+      <w:t>2025-11-05</w:t>
       <w:br/>
       <w:br/>
     </w:r>

--- a/klagomål/A 45030-2025 FSC-klagomål.docx
+++ b/klagomål/A 45030-2025 FSC-klagomål.docx
@@ -865,7 +865,7 @@
     <w:r>
       <w:tab/>
       <w:tab/>
-      <w:t>2025-11-05</w:t>
+      <w:t>2025-11-06</w:t>
       <w:br/>
       <w:br/>
     </w:r>

--- a/klagomål/A 45030-2025 FSC-klagomål.docx
+++ b/klagomål/A 45030-2025 FSC-klagomål.docx
@@ -865,7 +865,7 @@
     <w:r>
       <w:tab/>
       <w:tab/>
-      <w:t>2025-11-06</w:t>
+      <w:t>2025-11-07</w:t>
       <w:br/>
       <w:br/>
     </w:r>

--- a/klagomål/A 45030-2025 FSC-klagomål.docx
+++ b/klagomål/A 45030-2025 FSC-klagomål.docx
@@ -865,7 +865,7 @@
     <w:r>
       <w:tab/>
       <w:tab/>
-      <w:t>2025-11-07</w:t>
+      <w:t>2025-11-08</w:t>
       <w:br/>
       <w:br/>
     </w:r>

--- a/klagomål/A 45030-2025 FSC-klagomål.docx
+++ b/klagomål/A 45030-2025 FSC-klagomål.docx
@@ -865,7 +865,7 @@
     <w:r>
       <w:tab/>
       <w:tab/>
-      <w:t>2025-11-08</w:t>
+      <w:t>2025-11-09</w:t>
       <w:br/>
       <w:br/>
     </w:r>

--- a/klagomål/A 45030-2025 FSC-klagomål.docx
+++ b/klagomål/A 45030-2025 FSC-klagomål.docx
@@ -865,7 +865,7 @@
     <w:r>
       <w:tab/>
       <w:tab/>
-      <w:t>2025-11-09</w:t>
+      <w:t>2025-11-10</w:t>
       <w:br/>
       <w:br/>
     </w:r>

--- a/klagomål/A 45030-2025 FSC-klagomål.docx
+++ b/klagomål/A 45030-2025 FSC-klagomål.docx
@@ -865,7 +865,7 @@
     <w:r>
       <w:tab/>
       <w:tab/>
-      <w:t>2025-11-10</w:t>
+      <w:t>2025-11-11</w:t>
       <w:br/>
       <w:br/>
     </w:r>

--- a/klagomål/A 45030-2025 FSC-klagomål.docx
+++ b/klagomål/A 45030-2025 FSC-klagomål.docx
@@ -865,7 +865,7 @@
     <w:r>
       <w:tab/>
       <w:tab/>
-      <w:t>2025-11-11</w:t>
+      <w:t>2025-11-12</w:t>
       <w:br/>
       <w:br/>
     </w:r>

--- a/klagomål/A 45030-2025 FSC-klagomål.docx
+++ b/klagomål/A 45030-2025 FSC-klagomål.docx
@@ -865,7 +865,7 @@
     <w:r>
       <w:tab/>
       <w:tab/>
-      <w:t>2025-11-12</w:t>
+      <w:t>2025-11-13</w:t>
       <w:br/>
       <w:br/>
     </w:r>

--- a/klagomål/A 45030-2025 FSC-klagomål.docx
+++ b/klagomål/A 45030-2025 FSC-klagomål.docx
@@ -865,7 +865,7 @@
     <w:r>
       <w:tab/>
       <w:tab/>
-      <w:t>2025-11-13</w:t>
+      <w:t>2025-11-14</w:t>
       <w:br/>
       <w:br/>
     </w:r>

--- a/klagomål/A 45030-2025 FSC-klagomål.docx
+++ b/klagomål/A 45030-2025 FSC-klagomål.docx
@@ -865,7 +865,7 @@
     <w:r>
       <w:tab/>
       <w:tab/>
-      <w:t>2025-11-14</w:t>
+      <w:t>2025-11-15</w:t>
       <w:br/>
       <w:br/>
     </w:r>

--- a/klagomål/A 45030-2025 FSC-klagomål.docx
+++ b/klagomål/A 45030-2025 FSC-klagomål.docx
@@ -865,7 +865,7 @@
     <w:r>
       <w:tab/>
       <w:tab/>
-      <w:t>2025-11-15</w:t>
+      <w:t>2025-11-20</w:t>
       <w:br/>
       <w:br/>
     </w:r>

--- a/klagomål/A 45030-2025 FSC-klagomål.docx
+++ b/klagomål/A 45030-2025 FSC-klagomål.docx
@@ -865,7 +865,7 @@
     <w:r>
       <w:tab/>
       <w:tab/>
-      <w:t>2025-11-20</w:t>
+      <w:t>2025-11-21</w:t>
       <w:br/>
       <w:br/>
     </w:r>

--- a/klagomål/A 45030-2025 FSC-klagomål.docx
+++ b/klagomål/A 45030-2025 FSC-klagomål.docx
@@ -865,7 +865,7 @@
     <w:r>
       <w:tab/>
       <w:tab/>
-      <w:t>2025-11-21</w:t>
+      <w:t>2025-11-22</w:t>
       <w:br/>
       <w:br/>
     </w:r>

--- a/klagomål/A 45030-2025 FSC-klagomål.docx
+++ b/klagomål/A 45030-2025 FSC-klagomål.docx
@@ -865,7 +865,7 @@
     <w:r>
       <w:tab/>
       <w:tab/>
-      <w:t>2025-11-22</w:t>
+      <w:t>2025-11-23</w:t>
       <w:br/>
       <w:br/>
     </w:r>

--- a/klagomål/A 45030-2025 FSC-klagomål.docx
+++ b/klagomål/A 45030-2025 FSC-klagomål.docx
@@ -865,7 +865,7 @@
     <w:r>
       <w:tab/>
       <w:tab/>
-      <w:t>2025-11-23</w:t>
+      <w:t>2025-11-24</w:t>
       <w:br/>
       <w:br/>
     </w:r>

--- a/klagomål/A 45030-2025 FSC-klagomål.docx
+++ b/klagomål/A 45030-2025 FSC-klagomål.docx
@@ -865,7 +865,7 @@
     <w:r>
       <w:tab/>
       <w:tab/>
-      <w:t>2025-11-24</w:t>
+      <w:t>2025-11-25</w:t>
       <w:br/>
       <w:br/>
     </w:r>

--- a/klagomål/A 45030-2025 FSC-klagomål.docx
+++ b/klagomål/A 45030-2025 FSC-klagomål.docx
@@ -865,7 +865,7 @@
     <w:r>
       <w:tab/>
       <w:tab/>
-      <w:t>2025-11-25</w:t>
+      <w:t>2025-11-26</w:t>
       <w:br/>
       <w:br/>
     </w:r>

--- a/klagomål/A 45030-2025 FSC-klagomål.docx
+++ b/klagomål/A 45030-2025 FSC-klagomål.docx
@@ -865,7 +865,7 @@
     <w:r>
       <w:tab/>
       <w:tab/>
-      <w:t>2025-11-26</w:t>
+      <w:t>2025-11-27</w:t>
       <w:br/>
       <w:br/>
     </w:r>

--- a/klagomål/A 45030-2025 FSC-klagomål.docx
+++ b/klagomål/A 45030-2025 FSC-klagomål.docx
@@ -865,7 +865,7 @@
     <w:r>
       <w:tab/>
       <w:tab/>
-      <w:t>2025-11-27</w:t>
+      <w:t>2025-11-28</w:t>
       <w:br/>
       <w:br/>
     </w:r>

--- a/klagomål/A 45030-2025 FSC-klagomål.docx
+++ b/klagomål/A 45030-2025 FSC-klagomål.docx
@@ -865,7 +865,7 @@
     <w:r>
       <w:tab/>
       <w:tab/>
-      <w:t>2025-11-28</w:t>
+      <w:t>2025-11-29</w:t>
       <w:br/>
       <w:br/>
     </w:r>

--- a/klagomål/A 45030-2025 FSC-klagomål.docx
+++ b/klagomål/A 45030-2025 FSC-klagomål.docx
@@ -865,7 +865,7 @@
     <w:r>
       <w:tab/>
       <w:tab/>
-      <w:t>2025-11-29</w:t>
+      <w:t>2025-11-30</w:t>
       <w:br/>
       <w:br/>
     </w:r>

--- a/klagomål/A 45030-2025 FSC-klagomål.docx
+++ b/klagomål/A 45030-2025 FSC-klagomål.docx
@@ -865,7 +865,7 @@
     <w:r>
       <w:tab/>
       <w:tab/>
-      <w:t>2025-11-30</w:t>
+      <w:t>2025-12-01</w:t>
       <w:br/>
       <w:br/>
     </w:r>

--- a/klagomål/A 45030-2025 FSC-klagomål.docx
+++ b/klagomål/A 45030-2025 FSC-klagomål.docx
@@ -865,7 +865,7 @@
     <w:r>
       <w:tab/>
       <w:tab/>
-      <w:t>2025-12-01</w:t>
+      <w:t>2025-12-02</w:t>
       <w:br/>
       <w:br/>
     </w:r>

--- a/klagomål/A 45030-2025 FSC-klagomål.docx
+++ b/klagomål/A 45030-2025 FSC-klagomål.docx
@@ -865,7 +865,7 @@
     <w:r>
       <w:tab/>
       <w:tab/>
-      <w:t>2025-12-02</w:t>
+      <w:t>2025-12-03</w:t>
       <w:br/>
       <w:br/>
     </w:r>

--- a/klagomål/A 45030-2025 FSC-klagomål.docx
+++ b/klagomål/A 45030-2025 FSC-klagomål.docx
@@ -865,7 +865,7 @@
     <w:r>
       <w:tab/>
       <w:tab/>
-      <w:t>2025-12-03</w:t>
+      <w:t>2025-12-04</w:t>
       <w:br/>
       <w:br/>
     </w:r>

--- a/klagomål/A 45030-2025 FSC-klagomål.docx
+++ b/klagomål/A 45030-2025 FSC-klagomål.docx
@@ -865,7 +865,7 @@
     <w:r>
       <w:tab/>
       <w:tab/>
-      <w:t>2025-12-04</w:t>
+      <w:t>2025-12-05</w:t>
       <w:br/>
       <w:br/>
     </w:r>

--- a/klagomål/A 45030-2025 FSC-klagomål.docx
+++ b/klagomål/A 45030-2025 FSC-klagomål.docx
@@ -865,7 +865,7 @@
     <w:r>
       <w:tab/>
       <w:tab/>
-      <w:t>2025-12-05</w:t>
+      <w:t>2025-12-06</w:t>
       <w:br/>
       <w:br/>
     </w:r>

--- a/klagomål/A 45030-2025 FSC-klagomål.docx
+++ b/klagomål/A 45030-2025 FSC-klagomål.docx
@@ -865,7 +865,7 @@
     <w:r>
       <w:tab/>
       <w:tab/>
-      <w:t>2025-12-06</w:t>
+      <w:t>2025-12-07</w:t>
       <w:br/>
       <w:br/>
     </w:r>

--- a/klagomål/A 45030-2025 FSC-klagomål.docx
+++ b/klagomål/A 45030-2025 FSC-klagomål.docx
@@ -865,7 +865,7 @@
     <w:r>
       <w:tab/>
       <w:tab/>
-      <w:t>2025-12-07</w:t>
+      <w:t>2025-12-08</w:t>
       <w:br/>
       <w:br/>
     </w:r>

--- a/klagomål/A 45030-2025 FSC-klagomål.docx
+++ b/klagomål/A 45030-2025 FSC-klagomål.docx
@@ -865,7 +865,7 @@
     <w:r>
       <w:tab/>
       <w:tab/>
-      <w:t>2025-12-08</w:t>
+      <w:t>2025-12-09</w:t>
       <w:br/>
       <w:br/>
     </w:r>

--- a/klagomål/A 45030-2025 FSC-klagomål.docx
+++ b/klagomål/A 45030-2025 FSC-klagomål.docx
@@ -865,7 +865,7 @@
     <w:r>
       <w:tab/>
       <w:tab/>
-      <w:t>2025-12-09</w:t>
+      <w:t>2025-12-10</w:t>
       <w:br/>
       <w:br/>
     </w:r>

--- a/klagomål/A 45030-2025 FSC-klagomål.docx
+++ b/klagomål/A 45030-2025 FSC-klagomål.docx
@@ -865,7 +865,7 @@
     <w:r>
       <w:tab/>
       <w:tab/>
-      <w:t>2025-12-10</w:t>
+      <w:t>2025-12-11</w:t>
       <w:br/>
       <w:br/>
     </w:r>

--- a/klagomål/A 45030-2025 FSC-klagomål.docx
+++ b/klagomål/A 45030-2025 FSC-klagomål.docx
@@ -865,7 +865,7 @@
     <w:r>
       <w:tab/>
       <w:tab/>
-      <w:t>2025-12-11</w:t>
+      <w:t>2025-12-12</w:t>
       <w:br/>
       <w:br/>
     </w:r>

--- a/klagomål/A 45030-2025 FSC-klagomål.docx
+++ b/klagomål/A 45030-2025 FSC-klagomål.docx
@@ -865,7 +865,7 @@
     <w:r>
       <w:tab/>
       <w:tab/>
-      <w:t>2025-12-12</w:t>
+      <w:t>2025-12-13</w:t>
       <w:br/>
       <w:br/>
     </w:r>

--- a/klagomål/A 45030-2025 FSC-klagomål.docx
+++ b/klagomål/A 45030-2025 FSC-klagomål.docx
@@ -865,7 +865,7 @@
     <w:r>
       <w:tab/>
       <w:tab/>
-      <w:t>2025-12-19</w:t>
+      <w:t>2025-12-20</w:t>
       <w:br/>
       <w:br/>
     </w:r>

--- a/klagomål/A 45030-2025 FSC-klagomål.docx
+++ b/klagomål/A 45030-2025 FSC-klagomål.docx
@@ -865,7 +865,7 @@
     <w:r>
       <w:tab/>
       <w:tab/>
-      <w:t>2025-12-20</w:t>
+      <w:t>2025-12-21</w:t>
       <w:br/>
       <w:br/>
     </w:r>

--- a/klagomål/A 45030-2025 FSC-klagomål.docx
+++ b/klagomål/A 45030-2025 FSC-klagomål.docx
@@ -865,7 +865,7 @@
     <w:r>
       <w:tab/>
       <w:tab/>
-      <w:t>2025-12-21</w:t>
+      <w:t>2025-12-22</w:t>
       <w:br/>
       <w:br/>
     </w:r>

--- a/klagomål/A 45030-2025 FSC-klagomål.docx
+++ b/klagomål/A 45030-2025 FSC-klagomål.docx
@@ -865,7 +865,7 @@
     <w:r>
       <w:tab/>
       <w:tab/>
-      <w:t>2025-12-22</w:t>
+      <w:t>2025-12-26</w:t>
       <w:br/>
       <w:br/>
     </w:r>

--- a/klagomål/A 45030-2025 FSC-klagomål.docx
+++ b/klagomål/A 45030-2025 FSC-klagomål.docx
@@ -865,7 +865,7 @@
     <w:r>
       <w:tab/>
       <w:tab/>
-      <w:t>2025-12-26</w:t>
+      <w:t>2025-12-28</w:t>
       <w:br/>
       <w:br/>
     </w:r>

--- a/klagomål/A 45030-2025 FSC-klagomål.docx
+++ b/klagomål/A 45030-2025 FSC-klagomål.docx
@@ -865,7 +865,7 @@
     <w:r>
       <w:tab/>
       <w:tab/>
-      <w:t>2025-12-28</w:t>
+      <w:t>2025-12-29</w:t>
       <w:br/>
       <w:br/>
     </w:r>

--- a/klagomål/A 45030-2025 FSC-klagomål.docx
+++ b/klagomål/A 45030-2025 FSC-klagomål.docx
@@ -865,7 +865,7 @@
     <w:r>
       <w:tab/>
       <w:tab/>
-      <w:t>2025-12-29</w:t>
+      <w:t>2025-12-30</w:t>
       <w:br/>
       <w:br/>
     </w:r>

--- a/klagomål/A 45030-2025 FSC-klagomål.docx
+++ b/klagomål/A 45030-2025 FSC-klagomål.docx
@@ -865,7 +865,7 @@
     <w:r>
       <w:tab/>
       <w:tab/>
-      <w:t>2025-12-30</w:t>
+      <w:t>2025-12-31</w:t>
       <w:br/>
       <w:br/>
     </w:r>

--- a/klagomål/A 45030-2025 FSC-klagomål.docx
+++ b/klagomål/A 45030-2025 FSC-klagomål.docx
@@ -865,7 +865,7 @@
     <w:r>
       <w:tab/>
       <w:tab/>
-      <w:t>2025-12-31</w:t>
+      <w:t>2026-01-03</w:t>
       <w:br/>
       <w:br/>
     </w:r>

--- a/klagomål/A 45030-2025 FSC-klagomål.docx
+++ b/klagomål/A 45030-2025 FSC-klagomål.docx
@@ -865,7 +865,7 @@
     <w:r>
       <w:tab/>
       <w:tab/>
-      <w:t>2026-01-07</w:t>
+      <w:t>2026-01-08</w:t>
       <w:br/>
       <w:br/>
     </w:r>

--- a/klagomål/A 45030-2025 FSC-klagomål.docx
+++ b/klagomål/A 45030-2025 FSC-klagomål.docx
@@ -865,7 +865,7 @@
     <w:r>
       <w:tab/>
       <w:tab/>
-      <w:t>2026-01-08</w:t>
+      <w:t>2026-01-09</w:t>
       <w:br/>
       <w:br/>
     </w:r>

--- a/klagomål/A 45030-2025 FSC-klagomål.docx
+++ b/klagomål/A 45030-2025 FSC-klagomål.docx
@@ -865,7 +865,7 @@
     <w:r>
       <w:tab/>
       <w:tab/>
-      <w:t>2026-01-09</w:t>
+      <w:t>2026-01-10</w:t>
       <w:br/>
       <w:br/>
     </w:r>

--- a/klagomål/A 45030-2025 FSC-klagomål.docx
+++ b/klagomål/A 45030-2025 FSC-klagomål.docx
@@ -865,7 +865,7 @@
     <w:r>
       <w:tab/>
       <w:tab/>
-      <w:t>2026-01-10</w:t>
+      <w:t>2026-01-11</w:t>
       <w:br/>
       <w:br/>
     </w:r>

--- a/klagomål/A 45030-2025 FSC-klagomål.docx
+++ b/klagomål/A 45030-2025 FSC-klagomål.docx
@@ -865,7 +865,7 @@
     <w:r>
       <w:tab/>
       <w:tab/>
-      <w:t>2026-01-11</w:t>
+      <w:t>2026-01-12</w:t>
       <w:br/>
       <w:br/>
     </w:r>

--- a/klagomål/A 45030-2025 FSC-klagomål.docx
+++ b/klagomål/A 45030-2025 FSC-klagomål.docx
@@ -865,7 +865,7 @@
     <w:r>
       <w:tab/>
       <w:tab/>
-      <w:t>2026-01-12</w:t>
+      <w:t>2026-01-13</w:t>
       <w:br/>
       <w:br/>
     </w:r>

--- a/klagomål/A 45030-2025 FSC-klagomål.docx
+++ b/klagomål/A 45030-2025 FSC-klagomål.docx
@@ -865,7 +865,7 @@
     <w:r>
       <w:tab/>
       <w:tab/>
-      <w:t>2026-01-13</w:t>
+      <w:t>2026-01-14</w:t>
       <w:br/>
       <w:br/>
     </w:r>

--- a/klagomål/A 45030-2025 FSC-klagomål.docx
+++ b/klagomål/A 45030-2025 FSC-klagomål.docx
@@ -865,7 +865,7 @@
     <w:r>
       <w:tab/>
       <w:tab/>
-      <w:t>2026-01-14</w:t>
+      <w:t>2026-01-15</w:t>
       <w:br/>
       <w:br/>
     </w:r>

--- a/klagomål/A 45030-2025 FSC-klagomål.docx
+++ b/klagomål/A 45030-2025 FSC-klagomål.docx
@@ -865,7 +865,7 @@
     <w:r>
       <w:tab/>
       <w:tab/>
-      <w:t>2026-01-15</w:t>
+      <w:t>2026-01-16</w:t>
       <w:br/>
       <w:br/>
     </w:r>

--- a/klagomål/A 45030-2025 FSC-klagomål.docx
+++ b/klagomål/A 45030-2025 FSC-klagomål.docx
@@ -865,7 +865,7 @@
     <w:r>
       <w:tab/>
       <w:tab/>
-      <w:t>2026-01-16</w:t>
+      <w:t>2026-01-17</w:t>
       <w:br/>
       <w:br/>
     </w:r>

--- a/klagomål/A 45030-2025 FSC-klagomål.docx
+++ b/klagomål/A 45030-2025 FSC-klagomål.docx
@@ -865,7 +865,7 @@
     <w:r>
       <w:tab/>
       <w:tab/>
-      <w:t>2026-01-17</w:t>
+      <w:t>2026-01-18</w:t>
       <w:br/>
       <w:br/>
     </w:r>

--- a/klagomål/A 45030-2025 FSC-klagomål.docx
+++ b/klagomål/A 45030-2025 FSC-klagomål.docx
@@ -865,7 +865,7 @@
     <w:r>
       <w:tab/>
       <w:tab/>
-      <w:t>2026-01-18</w:t>
+      <w:t>2026-01-19</w:t>
       <w:br/>
       <w:br/>
     </w:r>

--- a/klagomål/A 45030-2025 FSC-klagomål.docx
+++ b/klagomål/A 45030-2025 FSC-klagomål.docx
@@ -865,7 +865,7 @@
     <w:r>
       <w:tab/>
       <w:tab/>
-      <w:t>2026-01-19</w:t>
+      <w:t>2026-01-20</w:t>
       <w:br/>
       <w:br/>
     </w:r>

--- a/klagomål/A 45030-2025 FSC-klagomål.docx
+++ b/klagomål/A 45030-2025 FSC-klagomål.docx
@@ -865,7 +865,7 @@
     <w:r>
       <w:tab/>
       <w:tab/>
-      <w:t>2026-01-20</w:t>
+      <w:t>2026-01-21</w:t>
       <w:br/>
       <w:br/>
     </w:r>

--- a/klagomål/A 45030-2025 FSC-klagomål.docx
+++ b/klagomål/A 45030-2025 FSC-klagomål.docx
@@ -865,7 +865,7 @@
     <w:r>
       <w:tab/>
       <w:tab/>
-      <w:t>2026-01-21</w:t>
+      <w:t>2026-01-23</w:t>
       <w:br/>
       <w:br/>
     </w:r>

--- a/klagomål/A 45030-2025 FSC-klagomål.docx
+++ b/klagomål/A 45030-2025 FSC-klagomål.docx
@@ -865,7 +865,7 @@
     <w:r>
       <w:tab/>
       <w:tab/>
-      <w:t>2026-01-23</w:t>
+      <w:t>2026-01-24</w:t>
       <w:br/>
       <w:br/>
     </w:r>

--- a/klagomål/A 45030-2025 FSC-klagomål.docx
+++ b/klagomål/A 45030-2025 FSC-klagomål.docx
@@ -865,7 +865,7 @@
     <w:r>
       <w:tab/>
       <w:tab/>
-      <w:t>2026-01-24</w:t>
+      <w:t>2026-01-25</w:t>
       <w:br/>
       <w:br/>
     </w:r>

--- a/klagomål/A 45030-2025 FSC-klagomål.docx
+++ b/klagomål/A 45030-2025 FSC-klagomål.docx
@@ -865,7 +865,7 @@
     <w:r>
       <w:tab/>
       <w:tab/>
-      <w:t>2026-01-25</w:t>
+      <w:t>2026-01-26</w:t>
       <w:br/>
       <w:br/>
     </w:r>

--- a/klagomål/A 45030-2025 FSC-klagomål.docx
+++ b/klagomål/A 45030-2025 FSC-klagomål.docx
@@ -865,7 +865,7 @@
     <w:r>
       <w:tab/>
       <w:tab/>
-      <w:t>2026-01-26</w:t>
+      <w:t>2026-01-27</w:t>
       <w:br/>
       <w:br/>
     </w:r>

--- a/klagomål/A 45030-2025 FSC-klagomål.docx
+++ b/klagomål/A 45030-2025 FSC-klagomål.docx
@@ -865,7 +865,7 @@
     <w:r>
       <w:tab/>
       <w:tab/>
-      <w:t>2026-01-27</w:t>
+      <w:t>2026-01-28</w:t>
       <w:br/>
       <w:br/>
     </w:r>

--- a/klagomål/A 45030-2025 FSC-klagomål.docx
+++ b/klagomål/A 45030-2025 FSC-klagomål.docx
@@ -892,7 +892,7 @@
     <w:r>
       <w:tab/>
       <w:tab/>
-      <w:t>2026-03-01</w:t>
+      <w:t>2026-03-02</w:t>
       <w:br/>
       <w:br/>
     </w:r>

--- a/klagomål/A 45030-2025 FSC-klagomål.docx
+++ b/klagomål/A 45030-2025 FSC-klagomål.docx
@@ -269,7 +269,7 @@
         <w:rPr>
           <w:i/>
         </w:rPr>
-        <w:t xml:space="preserve"> 9070 Trädklädd betesmark </w:t>
+        <w:t xml:space="preserve"> 9070 Trädklädd betesmark</w:t>
       </w:r>
       <w:r>
         <w:t xml:space="preserve"> (SLU Artdatabanken, 2024).</w:t>
@@ -319,7 +319,7 @@
         <w:t>9080 Lövsumpskog</w:t>
       </w:r>
       <w:r>
-        <w:t xml:space="preserve"> ochfridlyst enligt 8 § artskyddsförordningen (SLU Artdatabanken, 2024; Nitare &amp; Skogsstyrelsen, 2019).</w:t>
+        <w:t xml:space="preserve"> och fridlyst enligt 8 § artskyddsförordningen (SLU Artdatabanken, 2024; Nitare &amp; Skogsstyrelsen, 2019).</w:t>
       </w:r>
     </w:p>
     <w:p>
@@ -892,7 +892,7 @@
     <w:r>
       <w:tab/>
       <w:tab/>
-      <w:t>2026-03-02</w:t>
+      <w:t>2026-03-03</w:t>
       <w:br/>
       <w:br/>
     </w:r>

--- a/klagomål/A 45030-2025 FSC-klagomål.docx
+++ b/klagomål/A 45030-2025 FSC-klagomål.docx
@@ -892,7 +892,7 @@
     <w:r>
       <w:tab/>
       <w:tab/>
-      <w:t>2026-03-03</w:t>
+      <w:t>2026-03-04</w:t>
       <w:br/>
       <w:br/>
     </w:r>

--- a/klagomål/A 45030-2025 FSC-klagomål.docx
+++ b/klagomål/A 45030-2025 FSC-klagomål.docx
@@ -892,7 +892,7 @@
     <w:r>
       <w:tab/>
       <w:tab/>
-      <w:t>2026-03-04</w:t>
+      <w:t>2026-03-05</w:t>
       <w:br/>
       <w:br/>
     </w:r>

--- a/klagomål/A 45030-2025 FSC-klagomål.docx
+++ b/klagomål/A 45030-2025 FSC-klagomål.docx
@@ -892,7 +892,7 @@
     <w:r>
       <w:tab/>
       <w:tab/>
-      <w:t>2026-03-05</w:t>
+      <w:t>2026-03-06</w:t>
       <w:br/>
       <w:br/>
     </w:r>

--- a/klagomål/A 45030-2025 FSC-klagomål.docx
+++ b/klagomål/A 45030-2025 FSC-klagomål.docx
@@ -892,7 +892,7 @@
     <w:r>
       <w:tab/>
       <w:tab/>
-      <w:t>2026-03-06</w:t>
+      <w:t>2026-03-07</w:t>
       <w:br/>
       <w:br/>
     </w:r>

--- a/klagomål/A 45030-2025 FSC-klagomål.docx
+++ b/klagomål/A 45030-2025 FSC-klagomål.docx
@@ -892,7 +892,7 @@
     <w:r>
       <w:tab/>
       <w:tab/>
-      <w:t>2026-03-07</w:t>
+      <w:t>2026-03-08</w:t>
       <w:br/>
       <w:br/>
     </w:r>

--- a/klagomål/A 45030-2025 FSC-klagomål.docx
+++ b/klagomål/A 45030-2025 FSC-klagomål.docx
@@ -892,7 +892,7 @@
     <w:r>
       <w:tab/>
       <w:tab/>
-      <w:t>2026-03-08</w:t>
+      <w:t>2026-03-09</w:t>
       <w:br/>
       <w:br/>
     </w:r>

--- a/klagomål/A 45030-2025 FSC-klagomål.docx
+++ b/klagomål/A 45030-2025 FSC-klagomål.docx
@@ -892,7 +892,7 @@
     <w:r>
       <w:tab/>
       <w:tab/>
-      <w:t>2026-03-09</w:t>
+      <w:t>2026-03-10</w:t>
       <w:br/>
       <w:br/>
     </w:r>

--- a/klagomål/A 45030-2025 FSC-klagomål.docx
+++ b/klagomål/A 45030-2025 FSC-klagomål.docx
@@ -330,7 +330,7 @@
         <w:t>Talltita (NT, §4)</w:t>
       </w:r>
       <w:r>
-        <w:t>, rödlistad som nära hotad och prioriterad art i Skogsvårdslagen har häckningsrevir i anmälan. Arten har minskat kraftigt de senaste 30 åren och minskningstakten innevarande 10-årsperiod beräknas till 20 (10–30) %. Talltitan är synnerligen trogen sitt cirka 15 hektar stora revir och är beroende av flerskiktade olikåldriga skogar för att kunna föda upp sina ungar. Talltitan försvinner om dess livsmiljö kalavverkas (Eggers &amp; Low (2014); Ekman (1979); Griesser et al (2007); Klein (2020); Siffczyk et al (2003); SLU Artdatabanken (2021).</w:t>
+        <w:t>, rödlistad som nära hotad och prioriterad art i Skogsvårdslagen, har häckningsrevir i anmälan. Arten har minskat kraftigt de senaste 30 åren och minskningstakten innevarande 10-årsperiod beräknas till 20 (10–30) %. Talltitan är synnerligen trogen sitt cirka 15 hektar stora revir och är beroende av flerskiktade olikåldriga skogar för att kunna föda upp sina ungar. Talltitan försvinner om dess livsmiljö kalavverkas (Eggers &amp; Low, 2014; Ekman, 1979; Griesser et al, 2007; Klein, 2020; Siffczyk et al, 2003; SLU Artdatabanken, 2021).</w:t>
       </w:r>
     </w:p>
     <w:p>
@@ -892,7 +892,7 @@
     <w:r>
       <w:tab/>
       <w:tab/>
-      <w:t>2026-03-10</w:t>
+      <w:t>2026-03-11</w:t>
       <w:br/>
       <w:br/>
     </w:r>

--- a/klagomål/A 45030-2025 FSC-klagomål.docx
+++ b/klagomål/A 45030-2025 FSC-klagomål.docx
@@ -892,7 +892,7 @@
     <w:r>
       <w:tab/>
       <w:tab/>
-      <w:t>2026-03-11</w:t>
+      <w:t>2026-03-12</w:t>
       <w:br/>
       <w:br/>
     </w:r>

--- a/klagomål/A 45030-2025 FSC-klagomål.docx
+++ b/klagomål/A 45030-2025 FSC-klagomål.docx
@@ -892,7 +892,7 @@
     <w:r>
       <w:tab/>
       <w:tab/>
-      <w:t>2026-03-12</w:t>
+      <w:t>2026-03-13</w:t>
       <w:br/>
       <w:br/>
     </w:r>

--- a/klagomål/A 45030-2025 FSC-klagomål.docx
+++ b/klagomål/A 45030-2025 FSC-klagomål.docx
@@ -892,7 +892,7 @@
     <w:r>
       <w:tab/>
       <w:tab/>
-      <w:t>2026-05-16</w:t>
+      <w:t>2026-05-17</w:t>
       <w:br/>
       <w:br/>
     </w:r>

--- a/klagomål/A 45030-2025 FSC-klagomål.docx
+++ b/klagomål/A 45030-2025 FSC-klagomål.docx
@@ -892,7 +892,7 @@
     <w:r>
       <w:tab/>
       <w:tab/>
-      <w:t>2026-05-17</w:t>
+      <w:t>2026-05-18</w:t>
       <w:br/>
       <w:br/>
     </w:r>

--- a/klagomål/A 45030-2025 FSC-klagomål.docx
+++ b/klagomål/A 45030-2025 FSC-klagomål.docx
@@ -892,7 +892,7 @@
     <w:r>
       <w:tab/>
       <w:tab/>
-      <w:t>2026-05-18</w:t>
+      <w:t>2026-05-19</w:t>
       <w:br/>
       <w:br/>
     </w:r>
